--- a/backend/uploads/templates/PEOM1_template.docx
+++ b/backend/uploads/templates/PEOM1_template.docx
@@ -7905,12 +7905,30 @@
                   </w:pPr>
                   <w:r>
                     <w:rPr>
-                      <w:rFonts w:ascii="Arial" w:eastAsia="Arial Unicode MS" w:hAnsi="Arial" w:cs="Arial"/>
-                      <w:sz w:val="18"/>
-                      <w:szCs w:val="18"/>
+                      <w:rFonts w:ascii="Arial" w:eastAsia="Arial Narrow" w:hAnsi="Arial" w:cs="Arial"/>
+                      <w:sz w:val="18"/>
+                      <w:szCs w:val="13"/>
                       <w:lang w:val="fi-FI"/>
                     </w:rPr>
-                    <w:t>481.76</w:t>
+                    <w:t>{mat_</w:t>
+                  </w:r>
+                  <w:r>
+                    <w:rPr>
+                      <w:rFonts w:ascii="Arial" w:eastAsia="Arial Narrow" w:hAnsi="Arial" w:cs="Arial"/>
+                      <w:sz w:val="18"/>
+                      <w:szCs w:val="13"/>
+                      <w:lang w:val="fi-FI"/>
+                    </w:rPr>
+                    <w:t>2</w:t>
+                  </w:r>
+                  <w:r>
+                    <w:rPr>
+                      <w:rFonts w:ascii="Arial" w:eastAsia="Arial Narrow" w:hAnsi="Arial" w:cs="Arial"/>
+                      <w:sz w:val="18"/>
+                      <w:szCs w:val="13"/>
+                      <w:lang w:val="fi-FI"/>
+                    </w:rPr>
+                    <w:t>_hasil}</w:t>
                   </w:r>
                 </w:p>
               </w:tc>
@@ -7932,27 +7950,48 @@
                   </w:pPr>
                   <w:r>
                     <w:rPr>
-                      <w:rFonts w:ascii="Arial" w:eastAsia="Arial Unicode MS" w:hAnsi="Arial" w:cs="Arial"/>
-                      <w:sz w:val="18"/>
-                      <w:szCs w:val="18"/>
-                    </w:rPr>
-                    <w:t>480.26</w:t>
-                  </w:r>
-                  <w:r>
-                    <w:rPr>
-                      <w:rFonts w:ascii="Arial" w:eastAsia="Arial Unicode MS" w:hAnsi="Arial" w:cs="Arial"/>
-                      <w:sz w:val="18"/>
-                      <w:szCs w:val="18"/>
-                    </w:rPr>
-                    <w:t xml:space="preserve"> – </w:t>
-                  </w:r>
-                  <w:r>
-                    <w:rPr>
-                      <w:rFonts w:ascii="Arial" w:eastAsia="Arial Unicode MS" w:hAnsi="Arial" w:cs="Arial"/>
-                      <w:sz w:val="18"/>
-                      <w:szCs w:val="18"/>
-                    </w:rPr>
-                    <w:t>483.26</w:t>
+                      <w:rFonts w:ascii="Arial" w:eastAsia="Arial Narrow" w:hAnsi="Arial" w:cs="Arial"/>
+                      <w:sz w:val="18"/>
+                      <w:szCs w:val="13"/>
+                      <w:lang w:val="fi-FI"/>
+                    </w:rPr>
+                    <w:t>{mat_</w:t>
+                  </w:r>
+                  <w:r>
+                    <w:rPr>
+                      <w:rFonts w:ascii="Arial" w:eastAsia="Arial Narrow" w:hAnsi="Arial" w:cs="Arial"/>
+                      <w:sz w:val="18"/>
+                      <w:szCs w:val="13"/>
+                      <w:lang w:val="fi-FI"/>
+                    </w:rPr>
+                    <w:t>2</w:t>
+                  </w:r>
+                  <w:r>
+                    <w:rPr>
+                      <w:rFonts w:ascii="Arial" w:eastAsia="Arial Narrow" w:hAnsi="Arial" w:cs="Arial"/>
+                      <w:sz w:val="18"/>
+                      <w:szCs w:val="13"/>
+                      <w:lang w:val="fi-FI"/>
+                    </w:rPr>
+                    <w:t>_range_min} – {mat_</w:t>
+                  </w:r>
+                  <w:r>
+                    <w:rPr>
+                      <w:rFonts w:ascii="Arial" w:eastAsia="Arial Narrow" w:hAnsi="Arial" w:cs="Arial"/>
+                      <w:sz w:val="18"/>
+                      <w:szCs w:val="13"/>
+                      <w:lang w:val="fi-FI"/>
+                    </w:rPr>
+                    <w:t>2</w:t>
+                  </w:r>
+                  <w:r>
+                    <w:rPr>
+                      <w:rFonts w:ascii="Arial" w:eastAsia="Arial Narrow" w:hAnsi="Arial" w:cs="Arial"/>
+                      <w:sz w:val="18"/>
+                      <w:szCs w:val="13"/>
+                      <w:lang w:val="fi-FI"/>
+                    </w:rPr>
+                    <w:t>_range_max}</w:t>
                   </w:r>
                 </w:p>
               </w:tc>
@@ -7975,6 +8014,7 @@
                 <w:szCs w:val="18"/>
                 <w:lang w:val="fi-FI"/>
               </w:rPr>
+              <w:lastRenderedPageBreak/>
               <w:t xml:space="preserve">*) </w:t>
             </w:r>
             <w:proofErr w:type="spellStart"/>
@@ -8127,7 +8167,6 @@
                 <w:szCs w:val="18"/>
                 <w:lang w:val="fi-FI"/>
               </w:rPr>
-              <w:lastRenderedPageBreak/>
               <w:t xml:space="preserve">    </w:t>
             </w:r>
             <w:proofErr w:type="spellStart"/>
@@ -22638,25 +22677,7 @@
                 <w:sz w:val="20"/>
                 <w:szCs w:val="20"/>
               </w:rPr>
-              <w:t xml:space="preserve"> </w:t>
-            </w:r>
-            <w:proofErr w:type="spellStart"/>
-            <w:r>
-              <w:rPr>
-                <w:rFonts w:ascii="Arial" w:eastAsia="Arial Unicode MS" w:hAnsi="Arial" w:cs="Arial"/>
-                <w:sz w:val="20"/>
-                <w:szCs w:val="20"/>
-              </w:rPr>
-              <w:t>dimasukkan</w:t>
-            </w:r>
-            <w:proofErr w:type="spellEnd"/>
-            <w:r>
-              <w:rPr>
-                <w:rFonts w:ascii="Arial" w:eastAsia="Arial Unicode MS" w:hAnsi="Arial" w:cs="Arial"/>
-                <w:sz w:val="20"/>
-                <w:szCs w:val="20"/>
-              </w:rPr>
-              <w:t xml:space="preserve"> </w:t>
+              <w:t xml:space="preserve"> dimasukkan </w:t>
             </w:r>
           </w:p>
           <w:tbl>
@@ -28032,25 +28053,7 @@
                                       <w:color w:val="000000"/>
                                       <w:sz w:val="20"/>
                                     </w:rPr>
-                                    <w:t xml:space="preserve">Label </w:t>
-                                  </w:r>
-                                  <w:proofErr w:type="spellStart"/>
-                                  <w:r>
-                                    <w:rPr>
-                                      <w:rFonts w:ascii="Arial" w:eastAsia="Arial" w:hAnsi="Arial" w:cs="Arial"/>
-                                      <w:color w:val="000000"/>
-                                      <w:sz w:val="20"/>
-                                    </w:rPr>
-                                    <w:t>Timbang</w:t>
-                                  </w:r>
-                                  <w:proofErr w:type="spellEnd"/>
-                                  <w:r>
-                                    <w:rPr>
-                                      <w:rFonts w:ascii="Arial" w:eastAsia="Arial" w:hAnsi="Arial" w:cs="Arial"/>
-                                      <w:color w:val="000000"/>
-                                      <w:sz w:val="20"/>
-                                    </w:rPr>
-                                    <w:t xml:space="preserve"> Manual Material Adjust</w:t>
+                                    <w:t>Label Timbang Manual Material Adjust</w:t>
                                   </w:r>
                                 </w:p>
                                 <w:p>
@@ -29039,16 +29042,7 @@
         <w:szCs w:val="16"/>
         <w:lang w:val="it-IT"/>
       </w:rPr>
-      <w:t xml:space="preserve"> PEOM1 01v0-01</w:t>
-    </w:r>
-    <w:r>
-      <w:rPr>
-        <w:rFonts w:ascii="Arial" w:hAnsi="Arial" w:cs="Arial"/>
-        <w:sz w:val="16"/>
-        <w:szCs w:val="16"/>
-        <w:lang w:val="it-IT"/>
-      </w:rPr>
-      <w:t xml:space="preserve"> v3</w:t>
+      <w:t xml:space="preserve"> PEOM1 01v0-01 v3</w:t>
     </w:r>
     <w:r>
       <w:rPr>

--- a/backend/uploads/templates/PEOM1_template.docx
+++ b/backend/uploads/templates/PEOM1_template.docx
@@ -29042,7 +29042,16 @@
         <w:szCs w:val="16"/>
         <w:lang w:val="it-IT"/>
       </w:rPr>
-      <w:t xml:space="preserve"> PEOM1 01v0-01 v3</w:t>
+      <w:t xml:space="preserve"> PEOM1 01v0-01 v</w:t>
+    </w:r>
+    <w:r>
+      <w:rPr>
+        <w:rFonts w:ascii="Arial" w:hAnsi="Arial" w:cs="Arial"/>
+        <w:sz w:val="16"/>
+        <w:szCs w:val="16"/>
+        <w:lang w:val="it-IT"/>
+      </w:rPr>
+      <w:t>0</w:t>
     </w:r>
     <w:r>
       <w:rPr>
@@ -29376,7 +29385,16 @@
         <w:szCs w:val="16"/>
         <w:lang w:val="it-IT"/>
       </w:rPr>
-      <w:t xml:space="preserve"> v3</w:t>
+      <w:t xml:space="preserve"> v</w:t>
+    </w:r>
+    <w:r>
+      <w:rPr>
+        <w:rFonts w:ascii="Arial" w:hAnsi="Arial" w:cs="Arial"/>
+        <w:sz w:val="16"/>
+        <w:szCs w:val="16"/>
+        <w:lang w:val="it-IT"/>
+      </w:rPr>
+      <w:t>0</w:t>
     </w:r>
     <w:r>
       <w:rPr>
